--- a/src/content/bios/Phelan-EJ 2016.docx
+++ b/src/content/bios/Phelan-EJ 2016.docx
@@ -12124,7 +12124,7 @@
             <w:u w:val="none"/>
             <w:lang w:val="en-GB"/>
           </w:rPr>
-          <w:t>www.ilo.org/wcmsp5/groups/public/@dgreports /@dcomm/@publ/documents/publication/wcms_104746.pdf</w:t>
+          <w:t>www.ilo.org/wcmsp5/groups/public/@dgreports/@dcomm/@publ/documents/publication/wcms_104746.pdf</w:t>
         </w:r>
       </w:hyperlink>
       <w:r>
